--- a/lessons/1-2-group2/homework.docx
+++ b/lessons/1-2-group2/homework.docx
@@ -453,7 +453,173 @@
           <w:b/>
           <w:bCs/>
         </w:rPr>
-        <w:t xml:space="preserve">1. The Rio de Janeiro building will be 9/10 as tall as One World Trade Center (540 meters). How tall will it be?</w:t>
+        <w:t xml:space="preserve">1. </w:t>
+      </w:r>
+    </w:p>
+    <w:p>
+      <w:pPr>
+        <w:spacing w:after="60" w:before="120"/>
+      </w:pPr>
+      <w:r>
+        <w:rPr>
+          <w:color w:val="BBBBBB"/>
+        </w:rPr>
+        <w:t xml:space="preserve">______________________________________________________________________</w:t>
+      </w:r>
+    </w:p>
+    <w:p>
+      <w:pPr>
+        <w:spacing w:after="60" w:before="120"/>
+      </w:pPr>
+      <w:r>
+        <w:rPr>
+          <w:color w:val="BBBBBB"/>
+        </w:rPr>
+        <w:t xml:space="preserve">______________________________________________________________________</w:t>
+      </w:r>
+    </w:p>
+    <w:p>
+      <w:pPr>
+        <w:spacing w:after="60" w:before="120"/>
+      </w:pPr>
+      <w:r>
+        <w:rPr>
+          <w:color w:val="BBBBBB"/>
+        </w:rPr>
+        <w:t xml:space="preserve">______________________________________________________________________</w:t>
+      </w:r>
+    </w:p>
+    <w:p>
+      <w:pPr>
+        <w:spacing w:after="60" w:before="120"/>
+      </w:pPr>
+      <w:r>
+        <w:rPr>
+          <w:color w:val="BBBBBB"/>
+        </w:rPr>
+        <w:t xml:space="preserve">______________________________________________________________________</w:t>
+      </w:r>
+    </w:p>
+    <w:p>
+      <w:pPr>
+        <w:spacing w:after="80" w:before="0"/>
+      </w:pPr>
+      <w:r>
+        <w:rPr>
+          <w:b/>
+          <w:bCs/>
+        </w:rPr>
+        <w:t xml:space="preserve">2. A student has walked 2/3 of her route and has covered 14 blocks. How long is the whole route?</w:t>
+      </w:r>
+    </w:p>
+    <w:p>
+      <w:pPr>
+        <w:spacing w:after="40" w:before="0"/>
+      </w:pPr>
+      <w:r>
+        <w:t xml:space="preserve">     A. 21 blocks</w:t>
+      </w:r>
+    </w:p>
+    <w:p>
+      <w:pPr>
+        <w:spacing w:after="40" w:before="0"/>
+      </w:pPr>
+      <w:r>
+        <w:t xml:space="preserve">     B. 28 blocks</w:t>
+      </w:r>
+    </w:p>
+    <w:p>
+      <w:pPr>
+        <w:spacing w:after="40" w:before="0"/>
+      </w:pPr>
+      <w:r>
+        <w:t xml:space="preserve">     C. 9 1/3 blocks</w:t>
+      </w:r>
+    </w:p>
+    <w:p>
+      <w:pPr>
+        <w:spacing w:after="40" w:before="0"/>
+      </w:pPr>
+      <w:r>
+        <w:t xml:space="preserve">     D. 42 blocks</w:t>
+      </w:r>
+    </w:p>
+    <w:p>
+      <w:pPr>
+        <w:spacing w:after="60" w:before="120"/>
+      </w:pPr>
+      <w:r>
+        <w:rPr>
+          <w:color w:val="BBBBBB"/>
+        </w:rPr>
+        <w:t xml:space="preserve">______________________________________________________________________</w:t>
+      </w:r>
+    </w:p>
+    <w:p>
+      <w:pPr>
+        <w:spacing w:after="80" w:before="0"/>
+      </w:pPr>
+      <w:r>
+        <w:rPr>
+          <w:b/>
+          <w:bCs/>
+        </w:rPr>
+        <w:t xml:space="preserve">3. Claim: “Taking a fraction of a whole number always gives you a smaller number.” Always, sometimes, or never true?</w:t>
+      </w:r>
+    </w:p>
+    <w:p>
+      <w:pPr>
+        <w:spacing w:after="40" w:before="0"/>
+      </w:pPr>
+      <w:r>
+        <w:t xml:space="preserve">     A. Sometimes — only when the fraction is less than 1</w:t>
+      </w:r>
+    </w:p>
+    <w:p>
+      <w:pPr>
+        <w:spacing w:after="40" w:before="0"/>
+      </w:pPr>
+      <w:r>
+        <w:t xml:space="preserve">     B. Always — a fraction is a part, and a part is smaller</w:t>
+      </w:r>
+    </w:p>
+    <w:p>
+      <w:pPr>
+        <w:spacing w:after="40" w:before="0"/>
+      </w:pPr>
+      <w:r>
+        <w:t xml:space="preserve">     C. Never — the answer is always larger</w:t>
+      </w:r>
+    </w:p>
+    <w:p>
+      <w:pPr>
+        <w:spacing w:after="40" w:before="0"/>
+      </w:pPr>
+      <w:r>
+        <w:t xml:space="preserve">     D. Sometimes — it depends on whether the whole number is even</w:t>
+      </w:r>
+    </w:p>
+    <w:p>
+      <w:pPr>
+        <w:spacing w:after="60" w:before="120"/>
+      </w:pPr>
+      <w:r>
+        <w:rPr>
+          <w:color w:val="BBBBBB"/>
+        </w:rPr>
+        <w:t xml:space="preserve">______________________________________________________________________</w:t>
+      </w:r>
+    </w:p>
+    <w:p>
+      <w:pPr>
+        <w:spacing w:after="80" w:before="0"/>
+      </w:pPr>
+      <w:r>
+        <w:rPr>
+          <w:b/>
+          <w:bCs/>
+        </w:rPr>
+        <w:t xml:space="preserve">4. The Rio de Janeiro building will be 9/10 as tall as One World Trade Center (540 meters). How tall will it be?</w:t>
       </w:r>
     </w:p>
     <w:p>
@@ -508,7 +674,7 @@
           <w:b/>
           <w:bCs/>
         </w:rPr>
-        <w:t xml:space="preserve">2. The Tokyo building will be 6/5 as tall as One World Trade Center (540 meters). How tall will it be?</w:t>
+        <w:t xml:space="preserve">5. The Tokyo building will be 6/5 as tall as One World Trade Center (540 meters). How tall will it be?</w:t>
       </w:r>
     </w:p>
     <w:p>
@@ -563,7 +729,7 @@
           <w:b/>
           <w:bCs/>
         </w:rPr>
-        <w:t xml:space="preserve">3. Without calculating, which new building must be TALLER than One World Trade Center, and why?</w:t>
+        <w:t xml:space="preserve">6. Without calculating, which new building must be TALLER than One World Trade Center, and why?</w:t>
       </w:r>
     </w:p>
     <w:p>
@@ -618,7 +784,7 @@
           <w:b/>
           <w:bCs/>
         </w:rPr>
-        <w:t xml:space="preserve">4. </w:t>
+        <w:t xml:space="preserve">7. </w:t>
       </w:r>
     </w:p>
     <w:p>
@@ -692,7 +858,19 @@
           <w:b/>
           <w:bCs/>
         </w:rPr>
-        <w:t xml:space="preserve">1. A. 486 meters</w:t>
+        <w:t xml:space="preserve">1. Open response — answers will vary.</w:t>
+      </w:r>
+    </w:p>
+    <w:p>
+      <w:pPr>
+        <w:spacing w:after="40" w:before="0"/>
+      </w:pPr>
+      <w:r>
+        <w:rPr>
+          <w:b/>
+          <w:bCs/>
+        </w:rPr>
+        <w:t xml:space="preserve">2. A. 21 blocks</w:t>
       </w:r>
     </w:p>
     <w:p>
@@ -700,7 +878,7 @@
         <w:spacing w:after="20" w:before="0"/>
       </w:pPr>
       <w:r>
-        <w:t xml:space="preserve">     9/10 × 540: one tenth of 540 is 54, and 9 tenths is 9 × 54 = 486 meters.</w:t>
+        <w:t xml:space="preserve">     If 2 parts are 14 blocks, one part is 7, and the whole is 3 parts: 21 blocks. Check: 2/3 of 21 = 14.</w:t>
       </w:r>
     </w:p>
     <w:p>
@@ -724,7 +902,7 @@
           <w:b/>
           <w:bCs/>
         </w:rPr>
-        <w:t xml:space="preserve">2. A. 648 meters</w:t>
+        <w:t xml:space="preserve">3. A. Sometimes — only when the fraction is less than 1</w:t>
       </w:r>
     </w:p>
     <w:p>
@@ -732,7 +910,7 @@
         <w:spacing w:after="20" w:before="0"/>
       </w:pPr>
       <w:r>
-        <w:t xml:space="preserve">     6/5 × 540: one fifth of 540 is 108, and 6 fifths is 6 × 108 = 648 meters — taller than 540, because 6/5 is greater than 1.</w:t>
+        <w:t xml:space="preserve">     3/2 of 8 is 12, which is larger than 8, and 4/4 of 8 is exactly 8. The claim holds only while the fraction is below 1.</w:t>
       </w:r>
     </w:p>
     <w:p>
@@ -756,7 +934,7 @@
           <w:b/>
           <w:bCs/>
         </w:rPr>
-        <w:t xml:space="preserve">3. A. Tokyo, because 6/5 is greater than 1</w:t>
+        <w:t xml:space="preserve">4. A. 486 meters</w:t>
       </w:r>
     </w:p>
     <w:p>
@@ -764,7 +942,7 @@
         <w:spacing w:after="20" w:before="0"/>
       </w:pPr>
       <w:r>
-        <w:t xml:space="preserve">     Multiplying 540 by a fraction greater than 1 gives more than 540. Only 6/5 is greater than 1; 5/6 and 9/10 are both less than 1.</w:t>
+        <w:t xml:space="preserve">     9/10 × 540: one tenth of 540 is 54, and 9 tenths is 9 × 54 = 486 meters.</w:t>
       </w:r>
     </w:p>
     <w:p>
@@ -788,7 +966,71 @@
           <w:b/>
           <w:bCs/>
         </w:rPr>
-        <w:t xml:space="preserve">4. Open response — answers will vary.</w:t>
+        <w:t xml:space="preserve">5. A. 648 meters</w:t>
+      </w:r>
+    </w:p>
+    <w:p>
+      <w:pPr>
+        <w:spacing w:after="20" w:before="0"/>
+      </w:pPr>
+      <w:r>
+        <w:t xml:space="preserve">     6/5 × 540: one fifth of 540 is 108, and 6 fifths is 6 × 108 = 648 meters — taller than 540, because 6/5 is greater than 1.</w:t>
+      </w:r>
+    </w:p>
+    <w:p>
+      <w:pPr>
+        <w:spacing w:after="80" w:before="0"/>
+      </w:pPr>
+      <w:r>
+        <w:rPr>
+          <w:i/>
+          <w:iCs/>
+        </w:rPr>
+        <w:t xml:space="preserve">     Watch for: Expecting a fraction of a number to be bigger than the number — 5/6 × 540 must be LESS than 540 because 5/6 is less than 1; only a fraction greater than 1, like 6/5, makes the product bigger.</w:t>
+      </w:r>
+    </w:p>
+    <w:p>
+      <w:pPr>
+        <w:spacing w:after="40" w:before="0"/>
+      </w:pPr>
+      <w:r>
+        <w:rPr>
+          <w:b/>
+          <w:bCs/>
+        </w:rPr>
+        <w:t xml:space="preserve">6. A. Tokyo, because 6/5 is greater than 1</w:t>
+      </w:r>
+    </w:p>
+    <w:p>
+      <w:pPr>
+        <w:spacing w:after="20" w:before="0"/>
+      </w:pPr>
+      <w:r>
+        <w:t xml:space="preserve">     Multiplying 540 by a fraction greater than 1 gives more than 540. Only 6/5 is greater than 1; 5/6 and 9/10 are both less than 1.</w:t>
+      </w:r>
+    </w:p>
+    <w:p>
+      <w:pPr>
+        <w:spacing w:after="80" w:before="0"/>
+      </w:pPr>
+      <w:r>
+        <w:rPr>
+          <w:i/>
+          <w:iCs/>
+        </w:rPr>
+        <w:t xml:space="preserve">     Watch for: Expecting a fraction of a number to be bigger than the number — 5/6 × 540 must be LESS than 540 because 5/6 is less than 1; only a fraction greater than 1, like 6/5, makes the product bigger.</w:t>
+      </w:r>
+    </w:p>
+    <w:p>
+      <w:pPr>
+        <w:spacing w:after="40" w:before="0"/>
+      </w:pPr>
+      <w:r>
+        <w:rPr>
+          <w:b/>
+          <w:bCs/>
+        </w:rPr>
+        <w:t xml:space="preserve">7. Open response — answers will vary.</w:t>
       </w:r>
     </w:p>
     <w:sectPr>
